--- a/docs/自动化测试平台分享文档.docx
+++ b/docs/自动化测试平台分享文档.docx
@@ -485,7 +485,7 @@
           <w:color w:val="333333"/>
           <w:sz w:val="22"/>
         </w:rPr>
-        <w:t xml:space="preserve">   6.1  三套 Git 远程: 个人 / 本地 GitLab</w:t>
+        <w:t xml:space="preserve">   6.1  三套 Git 远程 + 双分支策略</w:t>
       </w:r>
     </w:p>
     <w:p>
@@ -569,7 +569,7 @@
           <w:color w:val="333333"/>
           <w:sz w:val="22"/>
         </w:rPr>
-        <w:t xml:space="preserve">   7.2  测试管理平台一键启动</w:t>
+        <w:t xml:space="preserve">   7.2  测试管理平台部署</w:t>
       </w:r>
     </w:p>
     <w:p>
@@ -5489,7 +5489,7 @@
           <w:color w:val="2E74B5"/>
           <w:sz w:val="32"/>
         </w:rPr>
-        <w:t>6.1  三套 Git 远程: 个人 / 本地 GitLab</w:t>
+        <w:t>6.1  三套 Git 远程 + 双分支策略</w:t>
       </w:r>
     </w:p>
     <w:p>
@@ -5820,7 +5820,203 @@
           <w:b/>
           <w:sz w:val="22"/>
         </w:rPr>
-        <w:t>本地 Git 配置:</w:t>
+        <w:t>双分支隔离策略(个人仓库干净, 部门仓库容忍脏提交):</w:t>
+      </w:r>
+    </w:p>
+    <w:tbl>
+      <w:tblPr>
+        <w:tblStyle w:val="LightGrid-Accent1"/>
+        <w:tblW w:type="auto" w:w="0"/>
+        <w:jc w:val="center"/>
+        <w:tblLayout w:type="autofit"/>
+        <w:tblLook w:firstColumn="1" w:firstRow="1" w:lastColumn="0" w:lastRow="0" w:noHBand="0" w:noVBand="1" w:val="04A0"/>
+      </w:tblPr>
+      <w:tblGrid>
+        <w:gridCol w:w="3135"/>
+        <w:gridCol w:w="3135"/>
+        <w:gridCol w:w="3135"/>
+      </w:tblGrid>
+      <w:tr>
+        <w:tc>
+          <w:tcPr>
+            <w:tcW w:type="dxa" w:w="1134"/>
+            <w:vAlign w:val="center"/>
+            <w:shd w:val="clear" w:color="auto" w:fill="1F497D"/>
+          </w:tcPr>
+          <w:p>
+            <w:pPr>
+              <w:jc w:val="center"/>
+            </w:pPr>
+            <w:r>
+              <w:rPr>
+                <w:rFonts w:ascii="微软雅黑" w:hAnsi="微软雅黑" w:eastAsia="微软雅黑"/>
+                <w:b/>
+                <w:color w:val="FFFFFF"/>
+                <w:sz w:val="20"/>
+              </w:rPr>
+              <w:t>分支</w:t>
+            </w:r>
+          </w:p>
+        </w:tc>
+        <w:tc>
+          <w:tcPr>
+            <w:tcW w:type="dxa" w:w="2835"/>
+            <w:vAlign w:val="center"/>
+            <w:shd w:val="clear" w:color="auto" w:fill="1F497D"/>
+          </w:tcPr>
+          <w:p>
+            <w:pPr>
+              <w:jc w:val="center"/>
+            </w:pPr>
+            <w:r>
+              <w:rPr>
+                <w:rFonts w:ascii="微软雅黑" w:hAnsi="微软雅黑" w:eastAsia="微软雅黑"/>
+                <w:b/>
+                <w:color w:val="FFFFFF"/>
+                <w:sz w:val="20"/>
+              </w:rPr>
+              <w:t>推送目标</w:t>
+            </w:r>
+          </w:p>
+        </w:tc>
+        <w:tc>
+          <w:tcPr>
+            <w:tcW w:type="dxa" w:w="4535"/>
+            <w:vAlign w:val="center"/>
+            <w:shd w:val="clear" w:color="auto" w:fill="1F497D"/>
+          </w:tcPr>
+          <w:p>
+            <w:pPr>
+              <w:jc w:val="center"/>
+            </w:pPr>
+            <w:r>
+              <w:rPr>
+                <w:rFonts w:ascii="微软雅黑" w:hAnsi="微软雅黑" w:eastAsia="微软雅黑"/>
+                <w:b/>
+                <w:color w:val="FFFFFF"/>
+                <w:sz w:val="20"/>
+              </w:rPr>
+              <w:t>用途</w:t>
+            </w:r>
+          </w:p>
+        </w:tc>
+      </w:tr>
+      <w:tr>
+        <w:tc>
+          <w:tcPr>
+            <w:tcW w:type="dxa" w:w="1134"/>
+            <w:vAlign w:val="center"/>
+          </w:tcPr>
+          <w:p>
+            <w:r>
+              <w:rPr>
+                <w:rFonts w:ascii="微软雅黑" w:hAnsi="微软雅黑" w:eastAsia="微软雅黑"/>
+                <w:b w:val="0"/>
+                <w:sz w:val="20"/>
+              </w:rPr>
+              <w:t>main</w:t>
+            </w:r>
+          </w:p>
+        </w:tc>
+        <w:tc>
+          <w:tcPr>
+            <w:tcW w:type="dxa" w:w="2835"/>
+            <w:vAlign w:val="center"/>
+          </w:tcPr>
+          <w:p>
+            <w:r>
+              <w:rPr>
+                <w:rFonts w:ascii="微软雅黑" w:hAnsi="微软雅黑" w:eastAsia="微软雅黑"/>
+                <w:b w:val="0"/>
+                <w:sz w:val="20"/>
+              </w:rPr>
+              <w:t>origin (gitee + github)</w:t>
+            </w:r>
+          </w:p>
+        </w:tc>
+        <w:tc>
+          <w:tcPr>
+            <w:tcW w:type="dxa" w:w="4535"/>
+            <w:vAlign w:val="center"/>
+          </w:tcPr>
+          <w:p>
+            <w:r>
+              <w:rPr>
+                <w:rFonts w:ascii="微软雅黑" w:hAnsi="微软雅黑" w:eastAsia="微软雅黑"/>
+                <w:b w:val="0"/>
+                <w:sz w:val="20"/>
+              </w:rPr>
+              <w:t>个人干净分支, 自己维护, 只含已 review 的代码</w:t>
+            </w:r>
+          </w:p>
+        </w:tc>
+      </w:tr>
+      <w:tr>
+        <w:tc>
+          <w:tcPr>
+            <w:tcW w:type="dxa" w:w="1134"/>
+            <w:vAlign w:val="center"/>
+            <w:shd w:val="clear" w:color="auto" w:fill="F2F2F2"/>
+          </w:tcPr>
+          <w:p>
+            <w:r>
+              <w:rPr>
+                <w:rFonts w:ascii="微软雅黑" w:hAnsi="微软雅黑" w:eastAsia="微软雅黑"/>
+                <w:b w:val="0"/>
+                <w:sz w:val="20"/>
+              </w:rPr>
+              <w:t>master</w:t>
+            </w:r>
+          </w:p>
+        </w:tc>
+        <w:tc>
+          <w:tcPr>
+            <w:tcW w:type="dxa" w:w="2835"/>
+            <w:vAlign w:val="center"/>
+            <w:shd w:val="clear" w:color="auto" w:fill="F2F2F2"/>
+          </w:tcPr>
+          <w:p>
+            <w:r>
+              <w:rPr>
+                <w:rFonts w:ascii="微软雅黑" w:hAnsi="微软雅黑" w:eastAsia="微软雅黑"/>
+                <w:b w:val="0"/>
+                <w:sz w:val="20"/>
+              </w:rPr>
+              <w:t>gitlab (本地 GitLab)</w:t>
+            </w:r>
+          </w:p>
+        </w:tc>
+        <w:tc>
+          <w:tcPr>
+            <w:tcW w:type="dxa" w:w="4535"/>
+            <w:vAlign w:val="center"/>
+            <w:shd w:val="clear" w:color="auto" w:fill="F2F2F2"/>
+          </w:tcPr>
+          <w:p>
+            <w:r>
+              <w:rPr>
+                <w:rFonts w:ascii="微软雅黑" w:hAnsi="微软雅黑" w:eastAsia="微软雅黑"/>
+                <w:b w:val="0"/>
+                <w:sz w:val="20"/>
+              </w:rPr>
+              <w:t>部门协同分支, 同事可随便推, 容忍脏提交</w:t>
+            </w:r>
+          </w:p>
+        </w:tc>
+      </w:tr>
+    </w:tbl>
+    <w:p>
+      <w:pPr>
+        <w:spacing w:lineRule="auto" w:line="360"/>
+        <w:ind w:firstLine="397"/>
+      </w:pPr>
+      <w:r>
+        <w:rPr>
+          <w:rFonts w:ascii="微软雅黑" w:hAnsi="微软雅黑" w:eastAsia="微软雅黑"/>
+          <w:b/>
+          <w:sz w:val="22"/>
+        </w:rPr>
+        <w:t>本地 Git 配置与日常操作:</w:t>
       </w:r>
     </w:p>
     <w:p>
@@ -5845,20 +6041,124 @@
         <w:t># gitlab   → 本地 GitLab (部门协同)</w:t>
         <w:br/>
         <w:br/>
-        <w:t># 推到个人仓库</w:t>
+        <w:t># 自己开发: 在 main 上 push (自动同步给部门 master, 见下文 post-push hook)</w:t>
         <w:br/>
         <w:t>git push origin main</w:t>
         <w:br/>
         <w:br/>
-        <w:t># 推到部门本地 GitLab</w:t>
+        <w:t># 同事开发: 在 master 上 push</w:t>
         <w:br/>
-        <w:t>git push gitlab main</w:t>
+        <w:t>git push gitlab master</w:t>
         <w:br/>
         <w:br/>
         <w:t># 两条路径完全独立, 推 gitlab 不会污染 gitee/github</w:t>
         <w:br/>
       </w:r>
     </w:p>
+    <w:p>
+      <w:pPr>
+        <w:spacing w:lineRule="auto" w:line="360"/>
+        <w:ind w:firstLine="397"/>
+      </w:pPr>
+      <w:r>
+        <w:rPr>
+          <w:rFonts w:ascii="微软雅黑" w:hAnsi="微软雅黑" w:eastAsia="微软雅黑"/>
+          <w:b/>
+          <w:sz w:val="22"/>
+        </w:rPr>
+        <w:t>自动同步: post-push hook(正向 main→master):</w:t>
+      </w:r>
+    </w:p>
+    <w:p>
+      <w:pPr>
+        <w:spacing w:lineRule="auto" w:line="360"/>
+        <w:ind w:firstLine="397"/>
+      </w:pPr>
+      <w:r>
+        <w:rPr>
+          <w:rFonts w:ascii="微软雅黑" w:hAnsi="微软雅黑" w:eastAsia="微软雅黑"/>
+          <w:b w:val="0"/>
+          <w:sz w:val="22"/>
+        </w:rPr>
+        <w:t>项目根 .git/hooks/post-push 在推 origin/main 成功后自动执行: checkout master → ff-only merge main → push gitlab master → checkout main. 自己 push main 时, 部门 master 自动同步, 无需手动操作.</w:t>
+      </w:r>
+    </w:p>
+    <w:p>
+      <w:pPr>
+        <w:spacing w:lineRule="auto" w:line="360"/>
+        <w:ind w:firstLine="397"/>
+      </w:pPr>
+      <w:r>
+        <w:rPr>
+          <w:rFonts w:ascii="微软雅黑" w:hAnsi="微软雅黑" w:eastAsia="微软雅黑"/>
+          <w:b/>
+          <w:sz w:val="22"/>
+        </w:rPr>
+        <w:t>反向同步(同事 master → 三平台 main, 手动):</w:t>
+      </w:r>
+    </w:p>
+    <w:p>
+      <w:pPr>
+        <w:spacing w:line="288" w:lineRule="auto"/>
+        <w:ind w:left="283"/>
+        <w:shd w:val="clear" w:color="auto" w:fill="F2F2F2"/>
+      </w:pPr>
+      <w:r>
+        <w:rPr>
+          <w:rFonts w:ascii="Consolas" w:hAnsi="Consolas" w:eastAsia="Consolas"/>
+          <w:b w:val="0"/>
+          <w:color w:val="333333"/>
+          <w:sz w:val="20"/>
+        </w:rPr>
+        <w:t># 同事推 master 后, 你 review 并合回 main</w:t>
+        <w:br/>
+        <w:t>bash scripts/sync_from_gitlab.sh</w:t>
+        <w:br/>
+        <w:t># 流程: fetch gitlab → 显示差异 → 询问确认 → merge gitlab/master → push origin main</w:t>
+        <w:br/>
+      </w:r>
+    </w:p>
+    <w:tbl>
+      <w:tblPr>
+        <w:tblW w:type="auto" w:w="0"/>
+        <w:jc w:val="center"/>
+        <w:tblLook w:firstColumn="1" w:firstRow="1" w:lastColumn="0" w:lastRow="0" w:noHBand="0" w:noVBand="1" w:val="04A0"/>
+      </w:tblPr>
+      <w:tblGrid>
+        <w:gridCol w:w="9406"/>
+      </w:tblGrid>
+      <w:tr>
+        <w:tc>
+          <w:tcPr>
+            <w:tcW w:type="dxa" w:w="9406"/>
+            <w:shd w:val="clear" w:color="auto" w:fill="FFF8E1"/>
+          </w:tcPr>
+          <w:p>
+            <w:pPr>
+              <w:spacing w:line="360" w:lineRule="auto"/>
+            </w:pPr>
+            <w:r>
+              <w:rPr>
+                <w:rFonts w:ascii="微软雅黑" w:hAnsi="微软雅黑" w:eastAsia="微软雅黑"/>
+                <w:b/>
+                <w:color w:val="E67E22"/>
+                <w:sz w:val="22"/>
+              </w:rPr>
+              <w:t xml:space="preserve">【设计取舍】 </w:t>
+            </w:r>
+            <w:r>
+              <w:rPr>
+                <w:rFonts w:ascii="微软雅黑" w:hAnsi="微软雅黑" w:eastAsia="微软雅黑"/>
+                <w:b w:val="0"/>
+                <w:sz w:val="22"/>
+              </w:rPr>
+              <w:t>正向自动(自己代码信任)、反向手动(同事代码需 review). 这是'个人仓库干净'与'部门协同推进'两个目标的平衡点.</w:t>
+            </w:r>
+          </w:p>
+        </w:tc>
+      </w:tr>
+    </w:tbl>
+    <w:p/>
     <w:p>
       <w:pPr>
         <w:pStyle w:val="Heading2"/>
@@ -6297,7 +6597,7 @@
           <w:color w:val="2E74B5"/>
           <w:sz w:val="32"/>
         </w:rPr>
-        <w:t>7.2  测试管理平台一键启动</w:t>
+        <w:t>7.2  测试管理平台部署</w:t>
       </w:r>
     </w:p>
     <w:p>
@@ -6311,7 +6611,21 @@
           <w:b w:val="0"/>
           <w:sz w:val="22"/>
         </w:rPr>
-        <w:t>测试管理平台(FastAPI 后端 + Vue 前端)封装了一键启动脚本:</w:t>
+        <w:t>测试管理平台(FastAPI 后端 + Vue 前端)有两种部署模式, 按场景选:</w:t>
+      </w:r>
+    </w:p>
+    <w:p>
+      <w:pPr>
+        <w:spacing w:lineRule="auto" w:line="360"/>
+        <w:ind w:firstLine="397"/>
+      </w:pPr>
+      <w:r>
+        <w:rPr>
+          <w:rFonts w:ascii="微软雅黑" w:hAnsi="微软雅黑" w:eastAsia="微软雅黑"/>
+          <w:b/>
+          <w:sz w:val="22"/>
+        </w:rPr>
+        <w:t>(1) 开发模式(本地调试, 热更新):</w:t>
       </w:r>
     </w:p>
     <w:p>
@@ -6327,7 +6641,7 @@
           <w:color w:val="333333"/>
           <w:sz w:val="20"/>
         </w:rPr>
-        <w:t># 一键启动(MySQL 容器 + 后端 + 前端)</w:t>
+        <w:t># 一键启动(MySQL 容器 + 后端进程 + 前端 vite dev)</w:t>
         <w:br/>
         <w:t>powershell -ExecutionPolicy Bypass -File scripts/start_all.ps1</w:t>
         <w:br/>
@@ -6351,10 +6665,112 @@
         <w:br/>
         <w:t># 后端 API 文档: http://localhost:8900/docs</w:t>
         <w:br/>
-        <w:t># 健康检查: http://localhost:8900/api/health</w:t>
+      </w:r>
+    </w:p>
+    <w:p>
+      <w:pPr>
+        <w:spacing w:lineRule="auto" w:line="360"/>
+        <w:ind w:firstLine="397"/>
+      </w:pPr>
+      <w:r>
+        <w:rPr>
+          <w:rFonts w:ascii="微软雅黑" w:hAnsi="微软雅黑" w:eastAsia="微软雅黑"/>
+          <w:b/>
+          <w:sz w:val="22"/>
+        </w:rPr>
+        <w:t>(2) 生产模式(容器化, 给同事访问, 推荐):</w:t>
+      </w:r>
+    </w:p>
+    <w:p>
+      <w:pPr>
+        <w:spacing w:lineRule="auto" w:line="360"/>
+        <w:ind w:firstLine="397"/>
+      </w:pPr>
+      <w:r>
+        <w:rPr>
+          <w:rFonts w:ascii="微软雅黑" w:hAnsi="微软雅黑" w:eastAsia="微软雅黑"/>
+          <w:b w:val="0"/>
+          <w:sz w:val="22"/>
+        </w:rPr>
+        <w:t>前端用 nginx 托管 dist 静态文件 + 反代 /api /ws, 后端容器化跑 uvicorn. 同事浏览器打开 http://10.66.67.26:8080 即可, 无需装环境.</w:t>
+      </w:r>
+    </w:p>
+    <w:p>
+      <w:pPr>
+        <w:spacing w:line="288" w:lineRule="auto"/>
+        <w:ind w:left="283"/>
+        <w:shd w:val="clear" w:color="auto" w:fill="F2F2F2"/>
+      </w:pPr>
+      <w:r>
+        <w:rPr>
+          <w:rFonts w:ascii="Consolas" w:hAnsi="Consolas" w:eastAsia="Consolas"/>
+          <w:b w:val="0"/>
+          <w:color w:val="333333"/>
+          <w:sz w:val="20"/>
+        </w:rPr>
+        <w:t># 构建后端与前端镜像</w:t>
+        <w:br/>
+        <w:t>cd docker</w:t>
+        <w:br/>
+        <w:t>docker compose build backend frontend</w:t>
+        <w:br/>
+        <w:br/>
+        <w:t># 启动三个容器(mysql + backend + frontend)</w:t>
+        <w:br/>
+        <w:t>docker compose up -d mysql backend frontend</w:t>
+        <w:br/>
+        <w:br/>
+        <w:t># 同事访问:</w:t>
+        <w:br/>
+        <w:t># 前端工作台: http://10.66.67.26:8080</w:t>
+        <w:br/>
+        <w:t># 后端 API 文档: http://10.66.67.26:8080/docs (经 nginx 反代)</w:t>
+        <w:br/>
+        <w:t># 健康检查: http://10.66.67.26:8080/api/health</w:t>
         <w:br/>
       </w:r>
     </w:p>
+    <w:tbl>
+      <w:tblPr>
+        <w:tblW w:type="auto" w:w="0"/>
+        <w:jc w:val="center"/>
+        <w:tblLook w:firstColumn="1" w:firstRow="1" w:lastColumn="0" w:lastRow="0" w:noHBand="0" w:noVBand="1" w:val="04A0"/>
+      </w:tblPr>
+      <w:tblGrid>
+        <w:gridCol w:w="9406"/>
+      </w:tblGrid>
+      <w:tr>
+        <w:tc>
+          <w:tcPr>
+            <w:tcW w:type="dxa" w:w="9406"/>
+            <w:shd w:val="clear" w:color="auto" w:fill="FFF8E1"/>
+          </w:tcPr>
+          <w:p>
+            <w:pPr>
+              <w:spacing w:line="360" w:lineRule="auto"/>
+            </w:pPr>
+            <w:r>
+              <w:rPr>
+                <w:rFonts w:ascii="微软雅黑" w:hAnsi="微软雅黑" w:eastAsia="微软雅黑"/>
+                <w:b/>
+                <w:color w:val="E67E22"/>
+                <w:sz w:val="22"/>
+              </w:rPr>
+              <w:t xml:space="preserve">【防火墙】 </w:t>
+            </w:r>
+            <w:r>
+              <w:rPr>
+                <w:rFonts w:ascii="微软雅黑" w:hAnsi="微软雅黑" w:eastAsia="微软雅黑"/>
+                <w:b w:val="0"/>
+                <w:sz w:val="22"/>
+              </w:rPr>
+              <w:t>首次部署需在管理员 PowerShell 放行 8080 端口防火墙, 同事才能真正访问: New-NetFirewallRule -DisplayName 'Automation Platform Frontend' -Direction Inbound -Protocol TCP -LocalPort 8080 -Action Allow. 详见 docs/部署与运维.md §3.5.</w:t>
+            </w:r>
+          </w:p>
+        </w:tc>
+      </w:tr>
+    </w:tbl>
+    <w:p/>
     <w:p>
       <w:pPr>
         <w:pStyle w:val="Heading2"/>
@@ -6859,6 +7275,105 @@
         <w:br/>
       </w:r>
     </w:p>
+    <w:p>
+      <w:pPr>
+        <w:spacing w:lineRule="auto" w:line="360"/>
+        <w:ind w:firstLine="397"/>
+      </w:pPr>
+      <w:r>
+        <w:rPr>
+          <w:rFonts w:ascii="微软雅黑" w:hAnsi="微软雅黑" w:eastAsia="微软雅黑"/>
+          <w:b/>
+          <w:sz w:val="22"/>
+        </w:rPr>
+        <w:t>测试管理平台镜像备份(backend/frontend + 基础镜像 python/node/nginx):</w:t>
+      </w:r>
+    </w:p>
+    <w:p>
+      <w:pPr>
+        <w:spacing w:line="288" w:lineRule="auto"/>
+        <w:ind w:left="283"/>
+        <w:shd w:val="clear" w:color="auto" w:fill="F2F2F2"/>
+      </w:pPr>
+      <w:r>
+        <w:rPr>
+          <w:rFonts w:ascii="Consolas" w:hAnsi="Consolas" w:eastAsia="Consolas"/>
+          <w:b w:val="0"/>
+          <w:color w:val="333333"/>
+          <w:sz w:val="20"/>
+        </w:rPr>
+        <w:t># 一键备份 5 个镜像</w:t>
+        <w:br/>
+        <w:t>powershell -ExecutionPolicy Bypass -File scripts/save_platform_images.ps1</w:t>
+        <w:br/>
+        <w:t># 产物: data/docker-images/automation-platform-backend_latest.tar (375MB)</w:t>
+        <w:br/>
+        <w:t>#       data/docker-images/automation-platform-frontend_latest.tar (26MB)</w:t>
+        <w:br/>
+        <w:t>#       data/docker-images/python_3.12-slim.tar (43MB)</w:t>
+        <w:br/>
+        <w:t>#       data/docker-images/node_20-alpine.tar (46MB)</w:t>
+        <w:br/>
+        <w:t>#       data/docker-images/nginx_alpine.tar (26MB)</w:t>
+        <w:br/>
+        <w:br/>
+        <w:t># 恢复(Docker 重装或换机器后)</w:t>
+        <w:br/>
+        <w:t>docker load -i data\docker-images\automation-platform-backend_latest.tar</w:t>
+        <w:br/>
+        <w:t>docker load -i data\docker-images\automation-platform-frontend_latest.tar</w:t>
+        <w:br/>
+        <w:t>docker load -i data\docker-images\python_3.12-slim.tar</w:t>
+        <w:br/>
+        <w:t>docker load -i data\docker-images\node_20-alpine.tar</w:t>
+        <w:br/>
+        <w:t>docker load -i data\docker-images\nginx_alpine.tar</w:t>
+        <w:br/>
+        <w:t># 然后直接 docker compose up -d, 不用重新拉/重新 build</w:t>
+        <w:br/>
+      </w:r>
+    </w:p>
+    <w:tbl>
+      <w:tblPr>
+        <w:tblW w:type="auto" w:w="0"/>
+        <w:jc w:val="center"/>
+        <w:tblLook w:firstColumn="1" w:firstRow="1" w:lastColumn="0" w:lastRow="0" w:noHBand="0" w:noVBand="1" w:val="04A0"/>
+      </w:tblPr>
+      <w:tblGrid>
+        <w:gridCol w:w="9406"/>
+      </w:tblGrid>
+      <w:tr>
+        <w:tc>
+          <w:tcPr>
+            <w:tcW w:type="dxa" w:w="9406"/>
+            <w:shd w:val="clear" w:color="auto" w:fill="FFF8E1"/>
+          </w:tcPr>
+          <w:p>
+            <w:pPr>
+              <w:spacing w:line="360" w:lineRule="auto"/>
+            </w:pPr>
+            <w:r>
+              <w:rPr>
+                <w:rFonts w:ascii="微软雅黑" w:hAnsi="微软雅黑" w:eastAsia="微软雅黑"/>
+                <w:b/>
+                <w:color w:val="E67E22"/>
+                <w:sz w:val="22"/>
+              </w:rPr>
+              <w:t xml:space="preserve">【镜像管理】 </w:t>
+            </w:r>
+            <w:r>
+              <w:rPr>
+                <w:rFonts w:ascii="微软雅黑" w:hAnsi="微软雅黑" w:eastAsia="微软雅黑"/>
+                <w:b w:val="0"/>
+                <w:sz w:val="22"/>
+              </w:rPr>
+              <w:t>国内拉 docker.io 经常断流, 我用 docker.1ms.run / dockerproxy.net 镜像源前缀拉再 retag, 然后 docker save 导出 tar 备份. 下次重装 Docker 或换机器, docker load 即可恢复, 不用重新拉镜像浪费时间流量.</w:t>
+            </w:r>
+          </w:p>
+        </w:tc>
+      </w:tr>
+    </w:tbl>
+    <w:p/>
     <w:p>
       <w:pPr>
         <w:spacing w:lineRule="auto" w:line="360"/>
@@ -11099,7 +11614,7 @@
           <w:color w:val="333333"/>
           <w:sz w:val="20"/>
         </w:rPr>
-        <w:t># 一键启动</w:t>
+        <w:t># 开发模式(本地进程, 热更新)</w:t>
         <w:br/>
         <w:t>powershell -ExecutionPolicy Bypass -File scripts/start_all.ps1</w:t>
         <w:br/>
@@ -11111,9 +11626,22 @@
         <w:t>powershell -ExecutionPolicy Bypass -File scripts/start_frontend.ps1</w:t>
         <w:br/>
         <w:br/>
+        <w:t># 生产模式(容器化, 给同事访问)</w:t>
+        <w:br/>
+        <w:t>cd docker &amp;&amp; docker compose build backend frontend   # 构建镜像</w:t>
+        <w:br/>
+        <w:t>docker compose up -d mysql backend frontend           # 启动三个容器</w:t>
+        <w:br/>
+        <w:t>docker compose ps                                     # 看状态</w:t>
+        <w:br/>
+        <w:t>docker compose logs -f backend                        # 看后端日志</w:t>
+        <w:br/>
+        <w:br/>
         <w:t># 健康检查</w:t>
         <w:br/>
-        <w:t>curl http://localhost:8900/api/health</w:t>
+        <w:t>curl http://localhost:8080/api/health                 # 生产模式</w:t>
+        <w:br/>
+        <w:t>curl http://localhost:8900/api/health                 # 开发模式</w:t>
         <w:br/>
       </w:r>
     </w:p>
@@ -11159,6 +11687,15 @@
         <w:t>docker load -i data\docker-images\mysql-8.4.tar</w:t>
         <w:br/>
         <w:br/>
+        <w:t># 测试管理平台镜像备份/导入(backend/frontend + 基础镜像)</w:t>
+        <w:br/>
+        <w:t>powershell -ExecutionPolicy Bypass -File scripts/save_platform_images.ps1</w:t>
+        <w:br/>
+        <w:t>docker load -i data\docker-images\automation-platform-backend_latest.tar</w:t>
+        <w:br/>
+        <w:t>docker load -i data\docker-images\automation-platform-frontend_latest.tar</w:t>
+        <w:br/>
+        <w:br/>
         <w:t># GitLab 镜像导入</w:t>
         <w:br/>
         <w:t>docker load -i C:/docker-data/git-server/images/gitlab-ce-latest.tar</w:t>
@@ -11195,15 +11732,20 @@
         </w:rPr>
         <w:t>git remote -v                             # 看所有远程</w:t>
         <w:br/>
-        <w:t>git push origin main                      # 推个人 gitee/github</w:t>
+        <w:t>git push origin main                      # 推个人 gitee/github (自动触发 post-push hook 同步 gitlab master)</w:t>
         <w:br/>
-        <w:t>git push gitlab main                      # 推部门本地 GitLab</w:t>
+        <w:t>git push gitlab master                    # 手动推部门本地 GitLab master</w:t>
         <w:br/>
         <w:t>git pull gitlab main                      # 拉最新代码</w:t>
         <w:br/>
         <w:t>git checkout -b feature/xxx               # 创建新分支</w:t>
         <w:br/>
         <w:t>git add . &amp;&amp; git commit -m "feat: xxx"    # 提交</w:t>
+        <w:br/>
+        <w:br/>
+        <w:t># 反向同步(同事推 master 后, 合并到三平台 main)</w:t>
+        <w:br/>
+        <w:t>bash scripts/sync_from_gitlab.sh</w:t>
         <w:br/>
       </w:r>
     </w:p>

--- a/docs/自动化测试平台分享文档.docx
+++ b/docs/自动化测试平台分享文档.docx
@@ -6041,7 +6041,7 @@
         <w:t># gitlab   → 本地 GitLab (部门协同)</w:t>
         <w:br/>
         <w:br/>
-        <w:t># 自己开发: 在 main 上 push (自动同步给部门 master, 见下文 post-push hook)</w:t>
+        <w:t># 自己开发: 在 main 上 push (自动同步给部门 master, 见下文 pre-push hook)</w:t>
         <w:br/>
         <w:t>git push origin main</w:t>
         <w:br/>
@@ -6066,7 +6066,7 @@
           <w:b/>
           <w:sz w:val="22"/>
         </w:rPr>
-        <w:t>自动同步: post-push hook(正向 main→master):</w:t>
+        <w:t>自动同步: pre-push hook(正向 main→master):</w:t>
       </w:r>
     </w:p>
     <w:p>
@@ -6080,9 +6080,50 @@
           <w:b w:val="0"/>
           <w:sz w:val="22"/>
         </w:rPr>
-        <w:t>项目根 .git/hooks/post-push 在推 origin/main 成功后自动执行: checkout master → ff-only merge main → push gitlab master → checkout main. 自己 push main 时, 部门 master 自动同步, 无需手动操作.</w:t>
+        <w:t>项目根 .git/hooks/pre-push 在推 origin/main 之前自动执行 git push gitlab &lt;main-commit&gt;:refs/heads/master (直接推指定 commit, 不切分支). ff-only 语义: main 是 master 的祖先才推, 否则跳过并提示手动处理. 自己 push main 时, 部门 master 自动同步, 无需手动操作.</w:t>
       </w:r>
     </w:p>
+    <w:tbl>
+      <w:tblPr>
+        <w:tblW w:type="auto" w:w="0"/>
+        <w:jc w:val="center"/>
+        <w:tblLook w:firstColumn="1" w:firstRow="1" w:lastColumn="0" w:lastRow="0" w:noHBand="0" w:noVBand="1" w:val="04A0"/>
+      </w:tblPr>
+      <w:tblGrid>
+        <w:gridCol w:w="9406"/>
+      </w:tblGrid>
+      <w:tr>
+        <w:tc>
+          <w:tcPr>
+            <w:tcW w:type="dxa" w:w="9406"/>
+            <w:shd w:val="clear" w:color="auto" w:fill="FFF8E1"/>
+          </w:tcPr>
+          <w:p>
+            <w:pPr>
+              <w:spacing w:line="360" w:lineRule="auto"/>
+            </w:pPr>
+            <w:r>
+              <w:rPr>
+                <w:rFonts w:ascii="微软雅黑" w:hAnsi="微软雅黑" w:eastAsia="微软雅黑"/>
+                <w:b/>
+                <w:color w:val="E67E22"/>
+                <w:sz w:val="22"/>
+              </w:rPr>
+              <w:t xml:space="preserve">【踩坑】 </w:t>
+            </w:r>
+            <w:r>
+              <w:rPr>
+                <w:rFonts w:ascii="微软雅黑" w:hAnsi="微软雅黑" w:eastAsia="微软雅黑"/>
+                <w:b w:val="0"/>
+                <w:sz w:val="22"/>
+              </w:rPr>
+              <w:t>git 客户端没有 post-push hook, 只有 pre-push (推送前触发). 之前误用 post-push 名字导致从没触发, 修正为 pre-push 后验证通过.</w:t>
+            </w:r>
+          </w:p>
+        </w:tc>
+      </w:tr>
+    </w:tbl>
+    <w:p/>
     <w:p>
       <w:pPr>
         <w:spacing w:lineRule="auto" w:line="360"/>
